--- a/docs/pack-commercial/PERIME_CONTRAT-PRESTATION_collaborateur.docx
+++ b/docs/pack-commercial/PERIME_CONTRAT-PRESTATION_collaborateur.docx
@@ -47,7 +47,7 @@
           <w:sz w:val="22"/>
           <w:szCs w:val="22"/>
         </w:rPr>
-        <w:t xml:space="preserve">Secrétariat externalisé — gestion de dossiers de sinistres automobiles</w:t>
+        <w:t>Adhésion Service externalisé — gestion de dossiers de sinistres automobiles</w:t>
       </w:r>
     </w:p>
     <w:p>
@@ -155,7 +155,7 @@
           <w:sz w:val="20"/>
           <w:szCs w:val="20"/>
         </w:rPr>
-        <w:t xml:space="preserve">Le Donneur d'ordre confie au Prestataire des missions de secrétariat et de gestion administrative de dossiers de sinistres automobiles pour le compte des garages clients du Donneur d'ordre, réalisées au moyen de la plateforme My Easy Auto éditée par le Donneur d'ordre.</w:t>
+        <w:t>Le Donneur d'ordre confie au Prestataire des missions de Adhésion Service et de gestion administrative de dossiers de sinistres automobiles pour le compte des garages clients du Donneur d'ordre, réalisées au moyen de la plateforme My Easy Auto éditée par le Donneur d'ordre.</w:t>
       </w:r>
     </w:p>
     <w:p>
@@ -249,7 +249,7 @@
           <w:sz w:val="20"/>
           <w:szCs w:val="20"/>
         </w:rPr>
-        <w:t>Le Donneur d'ordre affecte au Prestataire un ou plusieurs garages clients, d'un commun accord et par écrit (annexe 1 mise à jour). Le Prestataire peut refuser une affectation. Le volume horaire indicatif correspond au forfait souscrit par chaque garage (10 h, 20 h ou 40 h de secrétariat PAR MOIS). Lorsqu'un garage résilie son abonnement, change de formule, ferme ou cesse son activité, le Donneur d'ordre en informe le Prestataire dès qu'il en a connaissance et respecte un PRÉAVIS d'au moins quinze jours avant la fin effective de l'affectation, sauf cessation immédiate imposée par le garage, impayé ou rétractation. La rémunération reste due pour chaque mensualité effectivement encaissée jusqu'à la fin de l'affectation, préavis compris. La perte d'une ou plusieurs affectations ne constitue pas une rupture du présent contrat.</w:t>
+        <w:t>Le Donneur d'ordre affecte au Prestataire un ou plusieurs garages clients, d'un commun accord et par écrit (annexe 1 mise à jour). Le Prestataire peut refuser une affectation. Le volume horaire indicatif correspond au forfait souscrit par chaque garage (10 h, 20 h ou 40 h de déblocage de dossiers PAR MOIS). Lorsqu'un garage résilie son abonnement, change de formule, ferme ou cesse son activité, le Donneur d'ordre en informe le Prestataire dès qu'il en a connaissance et respecte un PRÉAVIS d'au moins quinze jours avant la fin effective de l'affectation, sauf cessation immédiate imposée par le garage, impayé ou rétractation. La rémunération reste due pour chaque mensualité effectivement encaissée jusqu'à la fin de l'affectation, préavis compris. La perte d'une ou plusieurs affectations ne constitue pas une rupture du présent contrat.</w:t>
       </w:r>
     </w:p>
     <w:p>
@@ -296,7 +296,7 @@
           <w:sz w:val="20"/>
           <w:szCs w:val="20"/>
         </w:rPr>
-        <w:t>À titre indicatif à la date de signature : forfait Confort (20 h / mois) → 340 € HT par garage et par mois ; forfait Starter (10 h / mois) → 170 € ; forfait Sérénité (40 h / mois) → 680 €.</w:t>
+        <w:t>À titre indicatif à la date de signature : forfait Adhésion Service Premium (20 h / mois) → 340 € HT par garage et par mois ; forfait Adhésion Service Plus (10 h / mois) → 170 € ; forfait Adhésion Service Ultimate (40 h / mois) → 680 €.</w:t>
       </w:r>
     </w:p>
     <w:p>
@@ -1739,6 +1739,8 @@
     <w:sectPr>
       <w:headerReference w:type="default" r:id="rId7"/>
       <w:footerReference w:type="default" r:id="rId8"/>
+      <w:headerReference w:type="first" r:id="rId10"/>
+      <w:footerReference w:type="first" r:id="rId11"/>
       <w:pgSz w:w="11906" w:h="16838" w:orient="portrait"/>
       <w:pgMar w:top="1000" w:right="1000" w:bottom="900" w:left="1000" w:header="708" w:footer="708" w:gutter="0"/>
       <w:pgNumType/>
@@ -1840,6 +1842,16 @@
       <w:fldChar w:fldCharType="separate"/>
       <w:fldChar w:fldCharType="end"/>
     </w:r>
+  </w:p>
+</w:ftr>
+</file>
+
+<file path=word/footer2.xml><?xml version="1.0" encoding="utf-8"?>
+<w:ftr xmlns:m="http://schemas.openxmlformats.org/officeDocument/2006/math" xmlns:mc="http://schemas.openxmlformats.org/markup-compatibility/2006" xmlns:mo="http://schemas.microsoft.com/office/mac/office/2008/main" xmlns:mv="urn:schemas-microsoft-com:mac:vml" xmlns:o="urn:schemas-microsoft-com:office:office" xmlns:r="http://schemas.openxmlformats.org/officeDocument/2006/relationships" xmlns:v="urn:schemas-microsoft-com:vml" xmlns:w10="urn:schemas-microsoft-com:office:word" xmlns:w14="http://schemas.microsoft.com/office/word/2010/wordml" xmlns:w="http://schemas.openxmlformats.org/wordprocessingml/2006/main" xmlns:wne="http://schemas.microsoft.com/office/word/2006/wordml" xmlns:wp14="http://schemas.microsoft.com/office/word/2010/wordprocessingDrawing" xmlns:wp="http://schemas.openxmlformats.org/drawingml/2006/wordprocessingDrawing" xmlns:wpc="http://schemas.microsoft.com/office/word/2010/wordprocessingCanvas" xmlns:wpg="http://schemas.microsoft.com/office/word/2010/wordprocessingGroup" xmlns:wpi="http://schemas.microsoft.com/office/word/2010/wordprocessingInk" xmlns:wps="http://schemas.microsoft.com/office/word/2010/wordprocessingShape" mc:Ignorable="w14 wp14">
+  <w:p>
+    <w:pPr>
+      <w:pStyle w:val="Footer"/>
+    </w:pPr>
   </w:p>
 </w:ftr>
 </file>
@@ -2046,6 +2058,16 @@
         <w:bottom w:val="single" w:color="7C3AED" w:sz="8" w:space="1"/>
       </w:pBdr>
       <w:spacing w:after="0" w:before="60"/>
+    </w:pPr>
+  </w:p>
+</w:hdr>
+</file>
+
+<file path=word/header2.xml><?xml version="1.0" encoding="utf-8"?>
+<w:hdr xmlns:m="http://schemas.openxmlformats.org/officeDocument/2006/math" xmlns:mc="http://schemas.openxmlformats.org/markup-compatibility/2006" xmlns:mo="http://schemas.microsoft.com/office/mac/office/2008/main" xmlns:mv="urn:schemas-microsoft-com:mac:vml" xmlns:o="urn:schemas-microsoft-com:office:office" xmlns:r="http://schemas.openxmlformats.org/officeDocument/2006/relationships" xmlns:v="urn:schemas-microsoft-com:vml" xmlns:w10="urn:schemas-microsoft-com:office:word" xmlns:w14="http://schemas.microsoft.com/office/word/2010/wordml" xmlns:w="http://schemas.openxmlformats.org/wordprocessingml/2006/main" xmlns:wne="http://schemas.microsoft.com/office/word/2006/wordml" xmlns:wp14="http://schemas.microsoft.com/office/word/2010/wordprocessingDrawing" xmlns:wp="http://schemas.openxmlformats.org/drawingml/2006/wordprocessingDrawing" xmlns:wpc="http://schemas.microsoft.com/office/word/2010/wordprocessingCanvas" xmlns:wpg="http://schemas.microsoft.com/office/word/2010/wordprocessingGroup" xmlns:wpi="http://schemas.microsoft.com/office/word/2010/wordprocessingInk" xmlns:wps="http://schemas.microsoft.com/office/word/2010/wordprocessingShape" mc:Ignorable="w14 wp14">
+  <w:p>
+    <w:pPr>
+      <w:pStyle w:val="Header"/>
     </w:pPr>
   </w:p>
 </w:hdr>

--- a/docs/pack-commercial/PERIME_CONTRAT-PRESTATION_collaborateur.docx
+++ b/docs/pack-commercial/PERIME_CONTRAT-PRESTATION_collaborateur.docx
@@ -47,7 +47,7 @@
           <w:sz w:val="22"/>
           <w:szCs w:val="22"/>
         </w:rPr>
-        <w:t>Adhésion Service externalisé — gestion de dossiers de sinistres automobiles</w:t>
+        <w:t xml:space="preserve">Adhésion Service externalisée — gestion de dossiers de sinistres automobiles</w:t>
       </w:r>
     </w:p>
     <w:p>
@@ -81,7 +81,7 @@
           <w:sz w:val="20"/>
           <w:szCs w:val="20"/>
         </w:rPr>
-        <w:t xml:space="preserve">IDEA FORMA, dont le siège est situé 144 Avenue Charles de Gaulle, 92200 Neuilly-sur-Seine, immatriculée sous le SIRET 993 125 335 00014, représentée par [Nom, qualité], ci-après « le Donneur d'ordre »,</w:t>
+        <w:t xml:space="preserve">MY EASY AUTO, dont le siège est situé 144 Avenue Charles de Gaulle, 92200 Neuilly-sur-Seine, immatriculée sous le SIRET 993 125 335 00014, représentée par [Nom, qualité], ci-après « le Donneur d'ordre »,</w:t>
       </w:r>
     </w:p>
     <w:p>
@@ -155,7 +155,7 @@
           <w:sz w:val="20"/>
           <w:szCs w:val="20"/>
         </w:rPr>
-        <w:t>Le Donneur d'ordre confie au Prestataire des missions de Adhésion Service et de gestion administrative de dossiers de sinistres automobiles pour le compte des garages clients du Donneur d'ordre, réalisées au moyen de la plateforme My Easy Auto éditée par le Donneur d'ordre.</w:t>
+        <w:t xml:space="preserve">Le Donneur d'ordre confie au Prestataire des missions d'Adhésion Service et de gestion administrative de dossiers de sinistres automobiles pour le compte des garages clients du Donneur d'ordre, réalisées au moyen de la plateforme My Easy Auto éditée par le Donneur d'ordre.</w:t>
       </w:r>
     </w:p>
     <w:p>
@@ -217,7 +217,7 @@
           <w:sz w:val="20"/>
           <w:szCs w:val="20"/>
         </w:rPr>
-        <w:t xml:space="preserve">Le Prestataire demeure libre de développer sa propre clientèle et n'est tenu à aucune exclusivité. Il déclare être régulièrement immatriculé et assumer l'ensemble de ses obligations sociales et fiscales. Il s'engage à fournir chaque année une attestation de vigilance URSSAF.</w:t>
+        <w:t xml:space="preserve">Le Prestataire demeure libre de développer sa propre clientèle et n'est tenu à aucune exclusivité. Il déclare être régulièrement immatriculé et assumer l'ensemble de ses obligations sociales et fiscales. Il s'engage à fournir tous les six mois une attestation de vigilance URSSAF.</w:t>
       </w:r>
     </w:p>
     <w:p>
@@ -518,7 +518,7 @@
           <w:sz w:val="20"/>
           <w:szCs w:val="20"/>
         </w:rPr>
-        <w:t xml:space="preserve">Le contrat est conclu pour une durée indéterminée à compter du [date]. Chaque partie peut y mettre fin par lettre recommandée ou e-mail avec accusé de réception, moyennant un préavis d'un mois. En cas de manquement grave (violation de confidentialité, abandon de mission…), la résiliation est immédiate après mise en demeure restée sans effet 8 jours.</w:t>
+        <w:t xml:space="preserve">Le contrat est conclu pour une durée indéterminée à compter du [date]. Chaque partie peut y mettre fin par lettre recommandée ou e-mail avec accusé de réception, moyennant un préavis d'un mois. En cas de manquement grave (violation de confidentialité, abandon de mission…), la résiliation est immédiate après mise en demeure restée sans effet pendant 8 jours.</w:t>
       </w:r>
     </w:p>
     <w:p>
@@ -680,7 +680,7 @@
                 <w:sz w:val="18"/>
                 <w:szCs w:val="18"/>
               </w:rPr>
-              <w:t xml:space="preserve">Pour IDEA FORMA</w:t>
+              <w:t xml:space="preserve">Pour MY EASY AUTO</w:t>
             </w:r>
           </w:p>
           <w:p>
@@ -1807,7 +1807,7 @@
         <w:sz w:val="14"/>
         <w:szCs w:val="14"/>
       </w:rPr>
-      <w:t xml:space="preserve">IDEA FORMA — 144 Avenue Charles de Gaulle, 92200 Neuilly-sur-Seine — SIRET 993 125 335 00014 — NAF 8559A — contact.ideaforma@gmail.com   ·   Page </w:t>
+      <w:t xml:space="preserve">MY EASY AUTO — 144 Avenue Charles de Gaulle, 92200 Neuilly-sur-Seine — SIRET 993 125 335 00014 — NAF 8559A — contact@myeasyauto.fr   ·   Page </w:t>
     </w:r>
     <w:r>
       <w:rPr>
@@ -2031,7 +2031,7 @@
               <w:sz w:val="18"/>
               <w:szCs w:val="18"/>
             </w:rPr>
-            <w:t xml:space="preserve">IDEA FORMA</w:t>
+            <w:t xml:space="preserve">MY EASY AUTO</w:t>
           </w:r>
         </w:p>
         <w:p>
@@ -2046,7 +2046,7 @@
               <w:sz w:val="14"/>
               <w:szCs w:val="14"/>
             </w:rPr>
-            <w:t xml:space="preserve">contact.ideaforma@gmail.com</w:t>
+            <w:t xml:space="preserve">contact@myeasyauto.fr</w:t>
           </w:r>
         </w:p>
       </w:tc>
